--- a/public/plantilla_prestamo.docx
+++ b/public/plantilla_prestamo.docx
@@ -53,7 +53,7 @@
           <w:highlight w:val="white"/>
           <w:rtl w:val="0"/>
         </w:rPr>
-        <w:t xml:space="preserve">Lima, {dia}de {mes} del {year}</w:t>
+        <w:t xml:space="preserve">Lima, {dia} de {mes} del {year}</w:t>
       </w:r>
     </w:p>
     <w:p>
@@ -103,104 +103,110 @@
         <w:jc w:val="both"/>
         <w:rPr>
           <w:rFonts w:ascii="Times New Roman" w:cs="Times New Roman" w:eastAsia="Times New Roman" w:hAnsi="Times New Roman"/>
+          <w:sz w:val="18"/>
+          <w:szCs w:val="18"/>
+        </w:rPr>
+      </w:pPr>
+      <w:r>
+        <w:rPr>
+          <w:rFonts w:ascii="Times New Roman" w:cs="Times New Roman" w:eastAsia="Times New Roman" w:hAnsi="Times New Roman"/>
           <w:sz w:val="20"/>
           <w:szCs w:val="20"/>
-        </w:rPr>
-      </w:pPr>
-      <w:r>
-        <w:rPr>
-          <w:rFonts w:ascii="Times New Roman" w:cs="Times New Roman" w:eastAsia="Times New Roman" w:hAnsi="Times New Roman"/>
           <w:rtl w:val="0"/>
         </w:rPr>
         <w:t xml:space="preserve">Por medio del presente documento, yo, {nombre_colaborador}, identificado con DNI N° {dni_colaborador}, solicito el préstamo de </w:t>
       </w:r>
-      <w:r>
-        <w:rPr>
-          <w:rFonts w:ascii="Times New Roman" w:cs="Times New Roman" w:eastAsia="Times New Roman" w:hAnsi="Times New Roman"/>
-          <w:highlight w:val="white"/>
-          <w:rtl w:val="0"/>
-        </w:rPr>
-        <w:t xml:space="preserve">S/{importe_total}. ({importe_letras}),</w:t>
-      </w:r>
-      <w:r>
-        <w:rPr>
-          <w:rFonts w:ascii="Times New Roman" w:cs="Times New Roman" w:eastAsia="Times New Roman" w:hAnsi="Times New Roman"/>
-          <w:rtl w:val="0"/>
-        </w:rPr>
-        <w:t xml:space="preserve"> el cual se me desembolsara según acordado el día {fecha_desembolso}, doy fe a mi cronograma para que se me descuente cada cuota en mi planilla semanal.</w:t>
-      </w:r>
-      <w:r>
-        <w:rPr>
-          <w:rtl w:val="0"/>
-        </w:rPr>
-      </w:r>
-    </w:p>
-    <w:p>
-      <w:pPr>
-        <w:jc w:val="both"/>
-        <w:rPr>
-          <w:rFonts w:ascii="Times New Roman" w:cs="Times New Roman" w:eastAsia="Times New Roman" w:hAnsi="Times New Roman"/>
-        </w:rPr>
-      </w:pPr>
-      <w:r>
-        <w:rPr>
-          <w:rtl w:val="0"/>
-        </w:rPr>
-      </w:r>
-    </w:p>
-    <w:p>
-      <w:pPr>
-        <w:rPr>
-          <w:rFonts w:ascii="Times New Roman" w:cs="Times New Roman" w:eastAsia="Times New Roman" w:hAnsi="Times New Roman"/>
-        </w:rPr>
-      </w:pPr>
-      <w:r>
-        <w:rPr>
-          <w:rFonts w:ascii="Times New Roman" w:cs="Times New Roman" w:eastAsia="Times New Roman" w:hAnsi="Times New Roman"/>
-          <w:rtl w:val="0"/>
-        </w:rPr>
-        <w:t xml:space="preserve">Sin otro particular y agradeciendo su confianza, me despido.</w:t>
-      </w:r>
-    </w:p>
-    <w:p>
-      <w:pPr>
-        <w:rPr>
-          <w:rFonts w:ascii="Times New Roman" w:cs="Times New Roman" w:eastAsia="Times New Roman" w:hAnsi="Times New Roman"/>
-        </w:rPr>
-      </w:pPr>
-      <w:r>
-        <w:rPr>
-          <w:rtl w:val="0"/>
-        </w:rPr>
-      </w:r>
-    </w:p>
-    <w:p>
-      <w:pPr>
-        <w:spacing w:line="240" w:lineRule="auto"/>
-        <w:rPr>
-          <w:rFonts w:ascii="Times New Roman" w:cs="Times New Roman" w:eastAsia="Times New Roman" w:hAnsi="Times New Roman"/>
-        </w:rPr>
-      </w:pPr>
-      <w:r>
-        <w:rPr>
-          <w:rFonts w:ascii="Times New Roman" w:cs="Times New Roman" w:eastAsia="Times New Roman" w:hAnsi="Times New Roman"/>
-          <w:rtl w:val="0"/>
-        </w:rPr>
-        <w:t xml:space="preserve">Atentamente</w:t>
-      </w:r>
-    </w:p>
-    <w:p>
-      <w:pPr>
-        <w:spacing w:line="240" w:lineRule="auto"/>
-        <w:rPr>
-          <w:rFonts w:ascii="Times New Roman" w:cs="Times New Roman" w:eastAsia="Times New Roman" w:hAnsi="Times New Roman"/>
-        </w:rPr>
-      </w:pPr>
       <w:r>
         <w:rPr>
           <w:rFonts w:ascii="Times New Roman" w:cs="Times New Roman" w:eastAsia="Times New Roman" w:hAnsi="Times New Roman"/>
           <w:sz w:val="20"/>
           <w:szCs w:val="20"/>
+          <w:highlight w:val="white"/>
+          <w:rtl w:val="0"/>
+        </w:rPr>
+        <w:t xml:space="preserve">S/{importe_total}. ({importe_letras}),</w:t>
+      </w:r>
+      <w:r>
+        <w:rPr>
+          <w:rFonts w:ascii="Times New Roman" w:cs="Times New Roman" w:eastAsia="Times New Roman" w:hAnsi="Times New Roman"/>
+          <w:sz w:val="20"/>
+          <w:szCs w:val="20"/>
+          <w:rtl w:val="0"/>
+        </w:rPr>
+        <w:t xml:space="preserve"> el cual se me desembolsara según acordado el día {fecha_desembolso}, doy fe a mi cronograma para que se me descuente cada cuota en mi planilla semanal.</w:t>
+      </w:r>
+      <w:r>
+        <w:rPr>
+          <w:rtl w:val="0"/>
+        </w:rPr>
+      </w:r>
+    </w:p>
+    <w:p>
+      <w:pPr>
+        <w:jc w:val="both"/>
+        <w:rPr>
+          <w:rFonts w:ascii="Times New Roman" w:cs="Times New Roman" w:eastAsia="Times New Roman" w:hAnsi="Times New Roman"/>
+          <w:sz w:val="20"/>
+          <w:szCs w:val="20"/>
+        </w:rPr>
+      </w:pPr>
+      <w:r>
+        <w:rPr>
+          <w:rtl w:val="0"/>
+        </w:rPr>
+      </w:r>
+    </w:p>
+    <w:p>
+      <w:pPr>
+        <w:rPr>
+          <w:rFonts w:ascii="Times New Roman" w:cs="Times New Roman" w:eastAsia="Times New Roman" w:hAnsi="Times New Roman"/>
+          <w:sz w:val="20"/>
+          <w:szCs w:val="20"/>
+        </w:rPr>
+      </w:pPr>
+      <w:r>
+        <w:rPr>
+          <w:rFonts w:ascii="Times New Roman" w:cs="Times New Roman" w:eastAsia="Times New Roman" w:hAnsi="Times New Roman"/>
+          <w:sz w:val="20"/>
+          <w:szCs w:val="20"/>
+          <w:rtl w:val="0"/>
+        </w:rPr>
+        <w:t xml:space="preserve">Sin otro particular y agradeciendo su confianza, me despido.</w:t>
+      </w:r>
+    </w:p>
+    <w:p>
+      <w:pPr>
+        <w:spacing w:line="240" w:lineRule="auto"/>
+        <w:rPr>
+          <w:rFonts w:ascii="Times New Roman" w:cs="Times New Roman" w:eastAsia="Times New Roman" w:hAnsi="Times New Roman"/>
+          <w:sz w:val="20"/>
+          <w:szCs w:val="20"/>
+        </w:rPr>
+      </w:pPr>
+      <w:r>
+        <w:rPr>
+          <w:rFonts w:ascii="Times New Roman" w:cs="Times New Roman" w:eastAsia="Times New Roman" w:hAnsi="Times New Roman"/>
+          <w:sz w:val="20"/>
+          <w:szCs w:val="20"/>
+          <w:rtl w:val="0"/>
+        </w:rPr>
+        <w:t xml:space="preserve">Atentamente</w:t>
+      </w:r>
+    </w:p>
+    <w:p>
+      <w:pPr>
+        <w:spacing w:line="240" w:lineRule="auto"/>
+        <w:rPr>
+          <w:rFonts w:ascii="Times New Roman" w:cs="Times New Roman" w:eastAsia="Times New Roman" w:hAnsi="Times New Roman"/>
+          <w:sz w:val="20"/>
+          <w:szCs w:val="20"/>
+        </w:rPr>
+      </w:pPr>
+      <w:r>
+        <w:rPr>
+          <w:rFonts w:ascii="Times New Roman" w:cs="Times New Roman" w:eastAsia="Times New Roman" w:hAnsi="Times New Roman"/>
+          <w:sz w:val="18"/>
+          <w:szCs w:val="18"/>
           <w:rtl w:val="0"/>
         </w:rPr>
         <w:t xml:space="preserve">NOMBRE: </w:t>
@@ -208,40 +214,29 @@
       <w:r>
         <w:rPr>
           <w:rFonts w:ascii="Times New Roman" w:cs="Times New Roman" w:eastAsia="Times New Roman" w:hAnsi="Times New Roman"/>
+          <w:sz w:val="20"/>
+          <w:szCs w:val="20"/>
           <w:rtl w:val="0"/>
         </w:rPr>
         <w:t xml:space="preserve">{nombre_colaborador}</w:t>
-      </w:r>
-    </w:p>
-    <w:p>
-      <w:pPr>
-        <w:spacing w:line="240" w:lineRule="auto"/>
-        <w:rPr>
-          <w:rFonts w:ascii="Times New Roman" w:cs="Times New Roman" w:eastAsia="Times New Roman" w:hAnsi="Times New Roman"/>
-        </w:rPr>
-      </w:pPr>
-      <w:r>
-        <w:rPr>
-          <w:rtl w:val="0"/>
-        </w:rPr>
       </w:r>
     </w:p>
     <w:tbl>
       <w:tblPr>
         <w:tblStyle w:val="Table1"/>
-        <w:tblpPr w:leftFromText="141" w:rightFromText="141" w:topFromText="0" w:bottomFromText="0" w:vertAnchor="page" w:horzAnchor="page" w:tblpX="6225" w:tblpY="7260"/>
-        <w:tblW w:w="5175.0" w:type="dxa"/>
+        <w:tblpPr w:leftFromText="141" w:rightFromText="141" w:topFromText="0" w:bottomFromText="0" w:vertAnchor="page" w:horzAnchor="page" w:tblpX="6375" w:tblpY="7260"/>
+        <w:tblW w:w="5025.0" w:type="dxa"/>
         <w:jc w:val="left"/>
         <w:tblLayout w:type="fixed"/>
         <w:tblLook w:val="0400"/>
       </w:tblPr>
       <w:tblGrid>
-        <w:gridCol w:w="1695"/>
+        <w:gridCol w:w="1545"/>
         <w:gridCol w:w="1320"/>
         <w:gridCol w:w="2160"/>
         <w:tblGridChange w:id="0">
           <w:tblGrid>
-            <w:gridCol w:w="1695"/>
+            <w:gridCol w:w="1545"/>
             <w:gridCol w:w="1320"/>
             <w:gridCol w:w="2160"/>
           </w:tblGrid>
@@ -267,35 +262,23 @@
           </w:tcPr>
           <w:p>
             <w:pPr>
-              <w:rPr>
-                <w:rFonts w:ascii="Times New Roman" w:cs="Times New Roman" w:eastAsia="Times New Roman" w:hAnsi="Times New Roman"/>
+              <w:spacing w:after="0" w:line="240" w:lineRule="auto"/>
+              <w:jc w:val="center"/>
+              <w:rPr>
+                <w:rFonts w:ascii="Times New Roman" w:cs="Times New Roman" w:eastAsia="Times New Roman" w:hAnsi="Times New Roman"/>
+                <w:b w:val="1"/>
+                <w:bCs w:val="1"/>
+                <w:sz w:val="18"/>
+                <w:szCs w:val="18"/>
               </w:rPr>
             </w:pPr>
             <w:r>
               <w:rPr>
-                <w:rtl w:val="0"/>
-              </w:rPr>
-            </w:r>
-          </w:p>
-          <w:p>
-            <w:pPr>
-              <w:spacing w:after="0" w:line="240" w:lineRule="auto"/>
-              <w:jc w:val="center"/>
-              <w:rPr>
-                <w:rFonts w:ascii="Times New Roman" w:cs="Times New Roman" w:eastAsia="Times New Roman" w:hAnsi="Times New Roman"/>
-                <w:b w:val="1"/>
-                <w:bCs w:val="1"/>
-                <w:sz w:val="20"/>
-                <w:szCs w:val="20"/>
-              </w:rPr>
-            </w:pPr>
-            <w:r>
-              <w:rPr>
-                <w:rFonts w:ascii="Times New Roman" w:cs="Times New Roman" w:eastAsia="Times New Roman" w:hAnsi="Times New Roman"/>
-                <w:b w:val="1"/>
-                <w:bCs w:val="1"/>
-                <w:sz w:val="20"/>
-                <w:szCs w:val="20"/>
+                <w:rFonts w:ascii="Times New Roman" w:cs="Times New Roman" w:eastAsia="Times New Roman" w:hAnsi="Times New Roman"/>
+                <w:b w:val="1"/>
+                <w:bCs w:val="1"/>
+                <w:sz w:val="18"/>
+                <w:szCs w:val="18"/>
                 <w:rtl w:val="0"/>
               </w:rPr>
               <w:t xml:space="preserve">CRONOGRAMA</w:t>
@@ -328,8 +311,8 @@
                 <w:rFonts w:ascii="Times New Roman" w:cs="Times New Roman" w:eastAsia="Times New Roman" w:hAnsi="Times New Roman"/>
                 <w:b w:val="1"/>
                 <w:bCs w:val="1"/>
-                <w:sz w:val="20"/>
-                <w:szCs w:val="20"/>
+                <w:sz w:val="18"/>
+                <w:szCs w:val="18"/>
               </w:rPr>
             </w:pPr>
             <w:r>
@@ -337,8 +320,8 @@
                 <w:rFonts w:ascii="Times New Roman" w:cs="Times New Roman" w:eastAsia="Times New Roman" w:hAnsi="Times New Roman"/>
                 <w:b w:val="1"/>
                 <w:bCs w:val="1"/>
-                <w:sz w:val="20"/>
-                <w:szCs w:val="20"/>
+                <w:sz w:val="18"/>
+                <w:szCs w:val="18"/>
                 <w:rtl w:val="0"/>
               </w:rPr>
               <w:t xml:space="preserve">FECHA AMORT.</w:t>
@@ -364,8 +347,8 @@
                 <w:rFonts w:ascii="Times New Roman" w:cs="Times New Roman" w:eastAsia="Times New Roman" w:hAnsi="Times New Roman"/>
                 <w:b w:val="1"/>
                 <w:bCs w:val="1"/>
-                <w:sz w:val="20"/>
-                <w:szCs w:val="20"/>
+                <w:sz w:val="18"/>
+                <w:szCs w:val="18"/>
               </w:rPr>
             </w:pPr>
             <w:r>
@@ -373,8 +356,8 @@
                 <w:rFonts w:ascii="Times New Roman" w:cs="Times New Roman" w:eastAsia="Times New Roman" w:hAnsi="Times New Roman"/>
                 <w:b w:val="1"/>
                 <w:bCs w:val="1"/>
-                <w:sz w:val="20"/>
-                <w:szCs w:val="20"/>
+                <w:sz w:val="18"/>
+                <w:szCs w:val="18"/>
                 <w:rtl w:val="0"/>
               </w:rPr>
               <w:t xml:space="preserve">Nº CUOTA</w:t>
@@ -400,8 +383,8 @@
                 <w:rFonts w:ascii="Times New Roman" w:cs="Times New Roman" w:eastAsia="Times New Roman" w:hAnsi="Times New Roman"/>
                 <w:b w:val="1"/>
                 <w:bCs w:val="1"/>
-                <w:sz w:val="20"/>
-                <w:szCs w:val="20"/>
+                <w:sz w:val="18"/>
+                <w:szCs w:val="18"/>
               </w:rPr>
             </w:pPr>
             <w:r>
@@ -409,8 +392,8 @@
                 <w:rFonts w:ascii="Times New Roman" w:cs="Times New Roman" w:eastAsia="Times New Roman" w:hAnsi="Times New Roman"/>
                 <w:b w:val="1"/>
                 <w:bCs w:val="1"/>
-                <w:sz w:val="20"/>
-                <w:szCs w:val="20"/>
+                <w:sz w:val="18"/>
+                <w:szCs w:val="18"/>
                 <w:rtl w:val="0"/>
               </w:rPr>
               <w:t xml:space="preserve">DESCUENTO</w:t>
@@ -441,15 +424,15 @@
               <w:jc w:val="center"/>
               <w:rPr>
                 <w:rFonts w:ascii="Times New Roman" w:cs="Times New Roman" w:eastAsia="Times New Roman" w:hAnsi="Times New Roman"/>
-                <w:sz w:val="20"/>
-                <w:szCs w:val="20"/>
+                <w:sz w:val="18"/>
+                <w:szCs w:val="18"/>
               </w:rPr>
             </w:pPr>
             <w:r>
               <w:rPr>
                 <w:rFonts w:ascii="Times New Roman" w:cs="Times New Roman" w:eastAsia="Times New Roman" w:hAnsi="Times New Roman"/>
-                <w:sz w:val="20"/>
-                <w:szCs w:val="20"/>
+                <w:sz w:val="18"/>
+                <w:szCs w:val="18"/>
                 <w:rtl w:val="0"/>
               </w:rPr>
               <w:t xml:space="preserve">{#cronograma}{fecha_descuento}</w:t>
@@ -473,15 +456,15 @@
               <w:jc w:val="center"/>
               <w:rPr>
                 <w:rFonts w:ascii="Times New Roman" w:cs="Times New Roman" w:eastAsia="Times New Roman" w:hAnsi="Times New Roman"/>
-                <w:sz w:val="20"/>
-                <w:szCs w:val="20"/>
+                <w:sz w:val="18"/>
+                <w:szCs w:val="18"/>
               </w:rPr>
             </w:pPr>
             <w:r>
               <w:rPr>
                 <w:rFonts w:ascii="Times New Roman" w:cs="Times New Roman" w:eastAsia="Times New Roman" w:hAnsi="Times New Roman"/>
-                <w:sz w:val="20"/>
-                <w:szCs w:val="20"/>
+                <w:sz w:val="18"/>
+                <w:szCs w:val="18"/>
                 <w:rtl w:val="0"/>
               </w:rPr>
               <w:t xml:space="preserve">{numero_cuota}</w:t>
@@ -505,15 +488,15 @@
               <w:jc w:val="center"/>
               <w:rPr>
                 <w:rFonts w:ascii="Times New Roman" w:cs="Times New Roman" w:eastAsia="Times New Roman" w:hAnsi="Times New Roman"/>
-                <w:sz w:val="20"/>
-                <w:szCs w:val="20"/>
+                <w:sz w:val="18"/>
+                <w:szCs w:val="18"/>
               </w:rPr>
             </w:pPr>
             <w:r>
               <w:rPr>
                 <w:rFonts w:ascii="Times New Roman" w:cs="Times New Roman" w:eastAsia="Times New Roman" w:hAnsi="Times New Roman"/>
-                <w:sz w:val="20"/>
-                <w:szCs w:val="20"/>
+                <w:sz w:val="18"/>
+                <w:szCs w:val="18"/>
                 <w:rtl w:val="0"/>
               </w:rPr>
               <w:t xml:space="preserve">S/ {importe_cuota}{/cronograma}</w:t>
@@ -547,8 +530,8 @@
                 <w:rFonts w:ascii="Times New Roman" w:cs="Times New Roman" w:eastAsia="Times New Roman" w:hAnsi="Times New Roman"/>
                 <w:b w:val="1"/>
                 <w:bCs w:val="1"/>
-                <w:sz w:val="20"/>
-                <w:szCs w:val="20"/>
+                <w:sz w:val="18"/>
+                <w:szCs w:val="18"/>
               </w:rPr>
             </w:pPr>
             <w:r>
@@ -556,8 +539,8 @@
                 <w:rFonts w:ascii="Times New Roman" w:cs="Times New Roman" w:eastAsia="Times New Roman" w:hAnsi="Times New Roman"/>
                 <w:b w:val="1"/>
                 <w:bCs w:val="1"/>
-                <w:sz w:val="20"/>
-                <w:szCs w:val="20"/>
+                <w:sz w:val="18"/>
+                <w:szCs w:val="18"/>
                 <w:rtl w:val="0"/>
               </w:rPr>
               <w:t xml:space="preserve">TOTAL</w:t>
@@ -583,20 +566,41 @@
                 <w:rFonts w:ascii="Times New Roman" w:cs="Times New Roman" w:eastAsia="Times New Roman" w:hAnsi="Times New Roman"/>
                 <w:b w:val="1"/>
                 <w:bCs w:val="1"/>
+                <w:sz w:val="18"/>
+                <w:szCs w:val="18"/>
+              </w:rPr>
+            </w:pPr>
+            <w:r>
+              <w:rPr>
+                <w:rFonts w:ascii="Times New Roman" w:cs="Times New Roman" w:eastAsia="Times New Roman" w:hAnsi="Times New Roman"/>
+                <w:b w:val="1"/>
+                <w:bCs w:val="1"/>
+                <w:sz w:val="18"/>
+                <w:szCs w:val="18"/>
+                <w:rtl w:val="0"/>
+              </w:rPr>
+              <w:t xml:space="preserve"> S/     </w:t>
+            </w:r>
+            <w:r>
+              <w:rPr>
+                <w:rFonts w:ascii="Times New Roman" w:cs="Times New Roman" w:eastAsia="Times New Roman" w:hAnsi="Times New Roman"/>
                 <w:sz w:val="20"/>
                 <w:szCs w:val="20"/>
-              </w:rPr>
-            </w:pPr>
+                <w:highlight w:val="white"/>
+                <w:rtl w:val="0"/>
+              </w:rPr>
+              <w:t xml:space="preserve">{importe_total}</w:t>
+            </w:r>
             <w:r>
               <w:rPr>
                 <w:rFonts w:ascii="Times New Roman" w:cs="Times New Roman" w:eastAsia="Times New Roman" w:hAnsi="Times New Roman"/>
                 <w:b w:val="1"/>
                 <w:bCs w:val="1"/>
-                <w:sz w:val="20"/>
-                <w:szCs w:val="20"/>
+                <w:sz w:val="18"/>
+                <w:szCs w:val="18"/>
                 <w:rtl w:val="0"/>
               </w:rPr>
-              <w:t xml:space="preserve"> S/       600.00 </w:t>
+              <w:t xml:space="preserve"> </w:t>
             </w:r>
           </w:p>
         </w:tc>
@@ -612,9 +616,21 @@
       <w:r>
         <w:rPr>
           <w:rFonts w:ascii="Times New Roman" w:cs="Times New Roman" w:eastAsia="Times New Roman" w:hAnsi="Times New Roman"/>
+          <w:sz w:val="20"/>
+          <w:szCs w:val="20"/>
           <w:rtl w:val="0"/>
         </w:rPr>
         <w:t xml:space="preserve">DNI: {dni_colaborador}</w:t>
+      </w:r>
+      <w:r>
+        <w:rPr>
+          <w:rFonts w:ascii="Times New Roman" w:cs="Times New Roman" w:eastAsia="Times New Roman" w:hAnsi="Times New Roman"/>
+          <w:rtl w:val="0"/>
+        </w:rPr>
+        <w:br w:type="textWrapping"/>
+        <w:br w:type="textWrapping"/>
+        <w:br w:type="textWrapping"/>
+        <w:br w:type="textWrapping"/>
         <w:br w:type="textWrapping"/>
         <w:br w:type="textWrapping"/>
         <w:t xml:space="preserve">FIRMA:</w:t>
